--- a/02_Problem2_Risk_Tier_Classification/reports/financial_impact_reporting_packaging/Risk_Tier_Comprehensive_Report.docx
+++ b/02_Problem2_Risk_Tier_Classification/reports/financial_impact_reporting_packaging/Risk_Tier_Comprehensive_Report.docx
@@ -423,6 +423,38 @@
       </w:r>
     </w:p>
     <w:p>
+      <w:r>
+        <w:rPr>
+          <w:b/>
+        </w:rPr>
+        <w:t>Business Impact — Modeled Estimate, Not Audited Value</w:t>
+      </w:r>
+    </w:p>
+    <w:p>
+      <w:r>
+        <w:rPr>
+          <w:b w:val="0"/>
+        </w:rPr>
+        <w:t>The $19,877,288 illustrative annual loss avoidance is a self-computed business-impact model built under this report's own stated assumptions — it has not been audited by a third party or realized inside a live institution. The real, measured input (74.96 percentage-point bad-rate spread across tiers) is separated here from the illustrative dollar figure derived from it.</w:t>
+      </w:r>
+    </w:p>
+    <w:p>
+      <w:r>
+        <w:rPr>
+          <w:b/>
+        </w:rPr>
+        <w:t>Independent Audit Status</w:t>
+      </w:r>
+    </w:p>
+    <w:p>
+      <w:r>
+        <w:rPr>
+          <w:b w:val="0"/>
+        </w:rPr>
+        <w:t>This project was developed as an independent portfolio body of work and has not undergone formal validation, audit, or sign-off by a financial institution's model risk management (SR 11-7 or equivalent) function, a third-party auditor, or a regulator. All model outputs, risk metrics, and business-impact figures in this report are self-computed under the assumptions stated herein and have not been realized in a live production environment at a financial institution.</w:t>
+      </w:r>
+    </w:p>
+    <w:p>
       <w:pPr>
         <w:pStyle w:val="Heading1"/>
       </w:pPr>
